--- a/vs_resume2-9.docx
+++ b/vs_resume2-9.docx
@@ -555,7 +555,6 @@
         <w:rPr>
           <w:rStyle w:val="Strong"/>
         </w:rPr>
-        <w:lastRenderedPageBreak/>
         <w:t>Tools:</w:t>
       </w:r>
       <w:r>
@@ -1273,7 +1272,6 @@
           <w:rStyle w:val="Strong"/>
           <w:rFonts w:eastAsia="Times New Roman"/>
         </w:rPr>
-        <w:lastRenderedPageBreak/>
         <w:t>ASP.NET Core MVC Internship</w:t>
       </w:r>
       <w:r>
@@ -1411,219 +1409,11 @@
     </w:p>
     <w:p>
       <w:pPr>
-        <w:pStyle w:val="Heading2"/>
-        <w:rPr>
-          <w:rFonts w:eastAsia="Times New Roman"/>
-        </w:rPr>
-      </w:pPr>
-      <w:r>
-        <w:rPr>
-          <w:rStyle w:val="Strong"/>
-          <w:rFonts w:eastAsia="Times New Roman"/>
-          <w:b w:val="0"/>
-          <w:bCs w:val="0"/>
-        </w:rPr>
-        <w:t>SOFT SKILLS</w:t>
-      </w:r>
-    </w:p>
-    <w:p>
-      <w:pPr>
-        <w:numPr>
-          <w:ilvl w:val="0"/>
-          <w:numId w:val="21"/>
-        </w:numPr>
-        <w:spacing w:before="100" w:beforeAutospacing="1" w:after="100" w:afterAutospacing="1" w:line="240" w:lineRule="auto"/>
-        <w:rPr>
-          <w:rFonts w:eastAsia="Times New Roman"/>
-        </w:rPr>
-      </w:pPr>
-      <w:r>
-        <w:rPr>
-          <w:rFonts w:eastAsia="Times New Roman"/>
-        </w:rPr>
-        <w:t>Problem Solving</w:t>
-      </w:r>
-    </w:p>
-    <w:p>
-      <w:pPr>
-        <w:numPr>
-          <w:ilvl w:val="0"/>
-          <w:numId w:val="21"/>
-        </w:numPr>
-        <w:spacing w:before="100" w:beforeAutospacing="1" w:after="100" w:afterAutospacing="1" w:line="240" w:lineRule="auto"/>
-        <w:rPr>
-          <w:rFonts w:eastAsia="Times New Roman"/>
-        </w:rPr>
-      </w:pPr>
-      <w:r>
-        <w:rPr>
-          <w:rFonts w:eastAsia="Times New Roman"/>
-        </w:rPr>
-        <w:t>Communication</w:t>
-      </w:r>
-    </w:p>
-    <w:p>
-      <w:pPr>
-        <w:numPr>
-          <w:ilvl w:val="0"/>
-          <w:numId w:val="21"/>
-        </w:numPr>
-        <w:spacing w:before="100" w:beforeAutospacing="1" w:after="100" w:afterAutospacing="1" w:line="240" w:lineRule="auto"/>
-        <w:rPr>
-          <w:rFonts w:eastAsia="Times New Roman"/>
-        </w:rPr>
-      </w:pPr>
-      <w:r>
-        <w:rPr>
-          <w:rFonts w:eastAsia="Times New Roman"/>
-        </w:rPr>
-        <w:t>Teamwork</w:t>
-      </w:r>
-    </w:p>
-    <w:p>
-      <w:pPr>
-        <w:numPr>
-          <w:ilvl w:val="0"/>
-          <w:numId w:val="21"/>
-        </w:numPr>
-        <w:spacing w:before="100" w:beforeAutospacing="1" w:after="100" w:afterAutospacing="1" w:line="240" w:lineRule="auto"/>
-        <w:rPr>
-          <w:rFonts w:eastAsia="Times New Roman"/>
-        </w:rPr>
-      </w:pPr>
-      <w:r>
-        <w:rPr>
-          <w:rFonts w:eastAsia="Times New Roman"/>
-        </w:rPr>
-        <w:t>Time Management</w:t>
-      </w:r>
-    </w:p>
-    <w:p>
-      <w:pPr>
-        <w:numPr>
-          <w:ilvl w:val="0"/>
-          <w:numId w:val="21"/>
-        </w:numPr>
-        <w:spacing w:before="100" w:beforeAutospacing="1" w:after="100" w:afterAutospacing="1" w:line="240" w:lineRule="auto"/>
-        <w:rPr>
-          <w:rFonts w:eastAsia="Times New Roman"/>
-        </w:rPr>
-      </w:pPr>
-      <w:r>
-        <w:rPr>
-          <w:rFonts w:eastAsia="Times New Roman"/>
-        </w:rPr>
-        <w:t>Quick Learning</w:t>
-      </w:r>
-    </w:p>
-    <w:p>
-      <w:pPr>
-        <w:numPr>
-          <w:ilvl w:val="0"/>
-          <w:numId w:val="21"/>
-        </w:numPr>
-        <w:spacing w:before="100" w:beforeAutospacing="1" w:after="100" w:afterAutospacing="1" w:line="240" w:lineRule="auto"/>
-        <w:rPr>
-          <w:rFonts w:eastAsia="Times New Roman"/>
-        </w:rPr>
-      </w:pPr>
-      <w:r>
-        <w:rPr>
-          <w:rFonts w:eastAsia="Times New Roman"/>
-        </w:rPr>
-        <w:t>Adaptability</w:t>
-      </w:r>
-    </w:p>
-    <w:p>
-      <w:pPr>
-        <w:numPr>
-          <w:ilvl w:val="0"/>
-          <w:numId w:val="21"/>
-        </w:numPr>
-        <w:spacing w:before="100" w:beforeAutospacing="1" w:after="100" w:afterAutospacing="1" w:line="240" w:lineRule="auto"/>
-        <w:rPr>
-          <w:rFonts w:eastAsia="Times New Roman"/>
-        </w:rPr>
-      </w:pPr>
-      <w:r>
-        <w:rPr>
-          <w:rFonts w:eastAsia="Times New Roman"/>
-        </w:rPr>
-        <w:t>Logical Thinking</w:t>
-      </w:r>
-    </w:p>
-    <w:p>
-      <w:pPr>
         <w:spacing w:after="0"/>
         <w:rPr>
           <w:rFonts w:eastAsia="Times New Roman"/>
         </w:rPr>
       </w:pPr>
-      <w:r>
-        <w:rPr>
-          <w:rFonts w:eastAsia="Times New Roman"/>
-          <w:noProof/>
-        </w:rPr>
-        <mc:AlternateContent>
-          <mc:Choice Requires="wps">
-            <w:drawing>
-              <wp:inline distT="0" distB="0" distL="0" distR="0" wp14:anchorId="392AA63C" wp14:editId="343810CF">
-                <wp:extent cx="3789045" cy="1270"/>
-                <wp:effectExtent l="0" t="35560" r="0" b="40640"/>
-                <wp:docPr id="906679526" name="Rectangle 1"/>
-                <wp:cNvGraphicFramePr>
-                  <a:graphicFrameLocks xmlns:a="http://schemas.openxmlformats.org/drawingml/2006/main"/>
-                </wp:cNvGraphicFramePr>
-                <a:graphic xmlns:a="http://schemas.openxmlformats.org/drawingml/2006/main">
-                  <a:graphicData uri="http://schemas.microsoft.com/office/word/2010/wordprocessingShape">
-                    <wps:wsp>
-                      <wps:cNvSpPr>
-                        <a:spLocks noChangeArrowheads="1"/>
-                      </wps:cNvSpPr>
-                      <wps:spPr bwMode="auto">
-                        <a:xfrm>
-                          <a:off x="0" y="0"/>
-                          <a:ext cx="41614725" cy="1270"/>
-                        </a:xfrm>
-                        <a:prstGeom prst="rect">
-                          <a:avLst/>
-                        </a:prstGeom>
-                        <a:noFill/>
-                        <a:ln w="9525">
-                          <a:gradFill rotWithShape="0">
-                            <a:gsLst>
-                              <a:gs pos="0">
-                                <a:srgbClr val="A0A0A0"/>
-                              </a:gs>
-                              <a:gs pos="100000">
-                                <a:srgbClr val="E3E3E3"/>
-                              </a:gs>
-                            </a:gsLst>
-                            <a:lin ang="5400000"/>
-                          </a:gradFill>
-                          <a:miter lim="800000"/>
-                          <a:headEnd/>
-                          <a:tailEnd/>
-                        </a:ln>
-                      </wps:spPr>
-                      <wps:bodyPr rot="0" vert="horz" wrap="square" lIns="91440" tIns="45720" rIns="91440" bIns="45720" anchor="t" anchorCtr="0" upright="1">
-                        <a:noAutofit/>
-                      </wps:bodyPr>
-                    </wps:wsp>
-                  </a:graphicData>
-                </a:graphic>
-              </wp:inline>
-            </w:drawing>
-          </mc:Choice>
-          <mc:Fallback>
-            <w:pict>
-              <v:rect w14:anchorId="0E32DB10" id="Rectangle 1" o:spid="_x0000_s1026" style="width:298.35pt;height:.1pt;visibility:visible;mso-wrap-style:square;mso-left-percent:-10001;mso-top-percent:-10001;mso-position-horizontal:absolute;mso-position-horizontal-relative:char;mso-position-vertical:absolute;mso-position-vertical-relative:line;mso-left-percent:-10001;mso-top-percent:-10001;v-text-anchor:top" o:gfxdata="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" filled="f">
-                <w10:anchorlock/>
-              </v:rect>
-            </w:pict>
-          </mc:Fallback>
-        </mc:AlternateContent>
-      </w:r>
     </w:p>
     <w:p>
       <w:pPr>
